--- a/src/templates/template.docx
+++ b/src/templates/template.docx
@@ -2134,6 +2134,7 @@
               <w:t xml:space="preserve">{#cpl[]}</w:t>
             </w:r>
             <w:r/>
+            <w:r/>
           </w:p>
           <w:p>
             <w:pPr>
@@ -2152,6 +2153,7 @@
               </w:rPr>
               <w:t xml:space="preserve">{.} - </w:t>
             </w:r>
+            <w:r/>
             <w:r/>
           </w:p>
         </w:tc>
@@ -2253,6 +2255,7 @@
               <w:ind/>
               <w:rPr/>
             </w:pPr>
+            <w:r/>
             <w:r/>
             <w:r/>
           </w:p>
@@ -2634,7 +2637,6 @@
               </w:rPr>
               <w:t xml:space="preserve">{id} </w:t>
             </w:r>
-            <w:r/>
             <w:r>
               <w:rPr>
                 <w:rFonts w:ascii="Calibri" w:hAnsi="Calibri"/>
@@ -3027,25 +3029,7 @@
                 <w:szCs w:val="22"/>
                 <w:lang w:eastAsia="id-ID"/>
               </w:rPr>
-            </w:r>
-            <w:r>
-              <w:rPr>
-                <w:rFonts w:ascii="Calibri" w:hAnsi="Calibri"/>
-                <w:bCs/>
-                <w:sz w:val="22"/>
-                <w:szCs w:val="22"/>
-                <w:lang w:eastAsia="id-ID"/>
-              </w:rPr>
               <w:t xml:space="preserve">{cpmkId}</w:t>
-            </w:r>
-            <w:r>
-              <w:rPr>
-                <w:rFonts w:ascii="Calibri" w:hAnsi="Calibri"/>
-                <w:bCs/>
-                <w:sz w:val="22"/>
-                <w:szCs w:val="22"/>
-                <w:lang w:eastAsia="id-ID"/>
-              </w:rPr>
             </w:r>
             <w:r>
               <w:rPr>
@@ -3118,9 +3102,9 @@
             <w:r>
               <w:rPr>
                 <w:rFonts w:ascii="Calibri" w:hAnsi="Calibri"/>
-                <w:bCs/>
                 <w:sz w:val="22"/>
                 <w:szCs w:val="22"/>
+                <w:highlight w:val="none"/>
                 <w:lang w:val="en-US"/>
               </w:rPr>
             </w:r>
@@ -3129,7 +3113,8 @@
                 <w:rFonts w:ascii="Calibri" w:hAnsi="Calibri"/>
                 <w:sz w:val="22"/>
                 <w:szCs w:val="22"/>
-                <w:lang w:val="id-ID" w:eastAsia="id-ID"/>
+                <w:highlight w:val="none"/>
+                <w:lang w:val="en-US"/>
               </w:rPr>
             </w:r>
           </w:p>
@@ -3170,31 +3155,17 @@
             <w:r>
               <w:rPr>
                 <w:rFonts w:ascii="Calibri" w:hAnsi="Calibri"/>
-                <w:bCs/>
                 <w:sz w:val="22"/>
                 <w:szCs w:val="22"/>
-                <w:highlight w:val="none"/>
-                <w:lang w:val="id-ID" w:bidi="id-ID"/>
+                <w:lang w:val="id-ID" w:eastAsia="id-ID"/>
               </w:rPr>
             </w:r>
             <w:r>
               <w:rPr>
                 <w:rFonts w:ascii="Calibri" w:hAnsi="Calibri"/>
-                <w:bCs/>
                 <w:sz w:val="22"/>
                 <w:szCs w:val="22"/>
-                <w:highlight w:val="none"/>
-                <w:lang w:val="id-ID" w:bidi="id-ID"/>
-              </w:rPr>
-            </w:r>
-            <w:r>
-              <w:rPr>
-                <w:rFonts w:ascii="Calibri" w:hAnsi="Calibri"/>
-                <w:bCs/>
-                <w:sz w:val="22"/>
-                <w:szCs w:val="22"/>
-                <w:highlight w:val="none"/>
-                <w:lang w:val="id-ID"/>
+                <w:lang w:val="id-ID" w:eastAsia="id-ID"/>
               </w:rPr>
             </w:r>
           </w:p>
@@ -7046,7 +7017,6 @@
               <w:t xml:space="preserve">{/pustaka_utama[]}</w:t>
             </w:r>
             <w:r/>
-            <w:r/>
           </w:p>
         </w:tc>
       </w:tr>
@@ -7309,7 +7279,16 @@
             <w:r>
               <w:t xml:space="preserve">{#pustaka_pendukung[]}- {.}</w:t>
             </w:r>
-            <w:r/>
+            <w:r>
+              <w:rPr>
+                <w:highlight w:val="none"/>
+              </w:rPr>
+            </w:r>
+            <w:r>
+              <w:rPr>
+                <w:highlight w:val="none"/>
+              </w:rPr>
+            </w:r>
           </w:p>
           <w:p>
             <w:pPr>
@@ -7329,9 +7308,192 @@
                 <w:highlight w:val="none"/>
               </w:rPr>
             </w:r>
+            <w:r/>
+          </w:p>
+        </w:tc>
+      </w:tr>
+      <w:tr>
+        <w:trPr/>
+        <w:tc>
+          <w:tcPr>
+            <w:gridSpan w:val="2"/>
+            <w:shd w:val="clear" w:color="auto" w:fill="auto"/>
+            <w:tcBorders>
+              <w:top w:val="single" w:color="000000" w:sz="4" w:space="0"/>
+              <w:left w:val="single" w:color="000000" w:sz="4" w:space="0"/>
+              <w:bottom w:val="single" w:color="000000" w:sz="4" w:space="0"/>
+              <w:right w:val="single" w:color="000000" w:sz="4" w:space="0"/>
+            </w:tcBorders>
+            <w:tcW w:w="2267" w:type="dxa"/>
+            <w:textDirection w:val="lrTb"/>
+            <w:noWrap w:val="false"/>
+          </w:tcPr>
+          <w:p>
+            <w:pPr>
+              <w:pStyle w:val="755"/>
+              <w:pBdr/>
+              <w:spacing/>
+              <w:ind/>
+              <w:rPr>
+                <w:rFonts w:ascii="Calibri" w:hAnsi="Calibri"/>
+                <w:b/>
+                <w:sz w:val="22"/>
+                <w:szCs w:val="22"/>
+              </w:rPr>
+            </w:pPr>
             <w:r>
               <w:rPr>
+                <w:rFonts w:ascii="Calibri" w:hAnsi="Calibri"/>
+                <w:b/>
+                <w:sz w:val="22"/>
+                <w:szCs w:val="22"/>
+              </w:rPr>
+              <w:t xml:space="preserve">Dosen Pengampu</w:t>
+            </w:r>
+            <w:r>
+              <w:rPr>
+                <w:rFonts w:ascii="Calibri" w:hAnsi="Calibri"/>
+                <w:b/>
+                <w:sz w:val="22"/>
+                <w:szCs w:val="22"/>
+              </w:rPr>
+            </w:r>
+            <w:r>
+              <w:rPr>
+                <w:rFonts w:ascii="Calibri" w:hAnsi="Calibri"/>
+                <w:b/>
+                <w:sz w:val="22"/>
+                <w:szCs w:val="22"/>
+              </w:rPr>
+            </w:r>
+          </w:p>
+        </w:tc>
+        <w:tc>
+          <w:tcPr>
+            <w:gridSpan w:val="13"/>
+            <w:tcBorders>
+              <w:top w:val="single" w:color="000000" w:sz="4" w:space="0"/>
+              <w:left w:val="single" w:color="000000" w:sz="4" w:space="0"/>
+              <w:bottom w:val="single" w:color="000000" w:sz="4" w:space="0"/>
+              <w:right w:val="single" w:color="000000" w:sz="4" w:space="0"/>
+            </w:tcBorders>
+            <w:tcW w:w="13191" w:type="dxa"/>
+            <w:textDirection w:val="lrTb"/>
+            <w:noWrap w:val="false"/>
+          </w:tcPr>
+          <w:p>
+            <w:pPr>
+              <w:pStyle w:val="755"/>
+              <w:pBdr/>
+              <w:spacing/>
+              <w:ind/>
+              <w:rPr>
+                <w:rFonts w:ascii="Calibri" w:hAnsi="Calibri"/>
+                <w:sz w:val="22"/>
+                <w:szCs w:val="22"/>
                 <w:highlight w:val="none"/>
+                <w:lang w:val="en-US"/>
+              </w:rPr>
+            </w:pPr>
+            <w:r>
+              <w:rPr>
+                <w:rFonts w:ascii="Calibri" w:hAnsi="Calibri"/>
+                <w:sz w:val="22"/>
+                <w:szCs w:val="22"/>
+                <w:lang w:val="fi-FI"/>
+              </w:rPr>
+            </w:r>
+            <w:r>
+              <w:rPr>
+                <w:rFonts w:ascii="Calibri" w:hAnsi="Calibri"/>
+                <w:sz w:val="22"/>
+                <w:szCs w:val="22"/>
+                <w:lang w:val="fi-FI"/>
+              </w:rPr>
+              <w:t xml:space="preserve">{</w:t>
+            </w:r>
+            <w:r>
+              <w:rPr>
+                <w:rFonts w:ascii="Calibri" w:hAnsi="Calibri"/>
+                <w:sz w:val="22"/>
+                <w:szCs w:val="22"/>
+                <w:lang w:val="en-US"/>
+              </w:rPr>
+              <w:t xml:space="preserve">#</w:t>
+            </w:r>
+            <w:r>
+              <w:rPr>
+                <w:rFonts w:ascii="Calibri" w:hAnsi="Calibri"/>
+                <w:sz w:val="22"/>
+                <w:szCs w:val="22"/>
+                <w:lang w:val="fi-FI"/>
+              </w:rPr>
+              <w:t xml:space="preserve">dosen_pengampu[]}</w:t>
+            </w:r>
+            <w:r>
+              <w:rPr>
+                <w:rFonts w:ascii="Calibri" w:hAnsi="Calibri"/>
+                <w:sz w:val="22"/>
+                <w:szCs w:val="22"/>
+                <w:lang w:val="en-US"/>
+              </w:rPr>
+              <w:t xml:space="preserve">- {.}</w:t>
+            </w:r>
+            <w:r>
+              <w:rPr>
+                <w:rFonts w:ascii="Calibri" w:hAnsi="Calibri"/>
+                <w:sz w:val="22"/>
+                <w:szCs w:val="22"/>
+                <w:highlight w:val="none"/>
+                <w:lang w:val="en-US"/>
+              </w:rPr>
+            </w:r>
+            <w:r>
+              <w:rPr>
+                <w:rFonts w:ascii="Calibri" w:hAnsi="Calibri"/>
+                <w:sz w:val="22"/>
+                <w:szCs w:val="22"/>
+                <w:highlight w:val="none"/>
+                <w:lang w:val="en-US"/>
+              </w:rPr>
+            </w:r>
+          </w:p>
+          <w:p>
+            <w:pPr>
+              <w:pBdr/>
+              <w:spacing/>
+              <w:ind/>
+              <w:rPr>
+                <w:rFonts w:ascii="Calibri" w:hAnsi="Calibri"/>
+                <w:sz w:val="22"/>
+                <w:szCs w:val="22"/>
+                <w:lang w:val="id-ID"/>
+              </w:rPr>
+            </w:pPr>
+            <w:r>
+              <w:rPr>
+                <w:rFonts w:ascii="Calibri" w:hAnsi="Calibri"/>
+                <w:sz w:val="22"/>
+                <w:szCs w:val="22"/>
+                <w:highlight w:val="none"/>
+                <w:lang w:val="en-US"/>
+              </w:rPr>
+              <w:t xml:space="preserve">{/dosen_pengampu[]}</w:t>
+            </w:r>
+            <w:r>
+              <w:rPr>
+                <w:rFonts w:ascii="Calibri" w:hAnsi="Calibri"/>
+                <w:sz w:val="22"/>
+                <w:szCs w:val="22"/>
+                <w:lang w:val="id-ID"/>
+              </w:rPr>
+            </w:r>
+            <w:r>
+              <w:rPr>
+                <w:rFonts w:ascii="Calibri" w:hAnsi="Calibri"/>
+                <w:sz w:val="22"/>
+                <w:szCs w:val="22"/>
+                <w:lang w:val="id-ID"/>
               </w:rPr>
             </w:r>
           </w:p>
@@ -7372,8 +7534,28 @@
                 <w:b/>
                 <w:sz w:val="22"/>
                 <w:szCs w:val="22"/>
-              </w:rPr>
-              <w:t xml:space="preserve">Dosen Pengampu</w:t>
+                <w:lang w:val="id-ID"/>
+              </w:rPr>
+              <w:t xml:space="preserve">Matakuliah </w:t>
+            </w:r>
+            <w:r>
+              <w:rPr>
+                <w:rFonts w:ascii="Calibri" w:hAnsi="Calibri"/>
+                <w:b/>
+                <w:sz w:val="22"/>
+                <w:szCs w:val="22"/>
+              </w:rPr>
+              <w:t xml:space="preserve">s</w:t>
+            </w:r>
+            <w:r>
+              <w:rPr>
+                <w:rFonts w:ascii="Calibri" w:hAnsi="Calibri"/>
+                <w:b/>
+                <w:sz w:val="22"/>
+                <w:szCs w:val="22"/>
+                <w:lang w:val="id-ID"/>
+              </w:rPr>
+              <w:t xml:space="preserve">yarat</w:t>
             </w:r>
             <w:r>
               <w:rPr>
@@ -7416,8 +7598,7 @@
                 <w:rFonts w:ascii="Calibri" w:hAnsi="Calibri"/>
                 <w:sz w:val="22"/>
                 <w:szCs w:val="22"/>
-                <w:highlight w:val="none"/>
-                <w:lang w:val="en-US"/>
+                <w:lang w:val="fi-FI"/>
               </w:rPr>
             </w:pPr>
             <w:r>
@@ -7435,197 +7616,7 @@
                 <w:szCs w:val="22"/>
                 <w:lang w:val="fi-FI"/>
               </w:rPr>
-              <w:t xml:space="preserve">{</w:t>
-            </w:r>
-            <w:r>
-              <w:rPr>
-                <w:rFonts w:ascii="Calibri" w:hAnsi="Calibri"/>
-                <w:sz w:val="22"/>
-                <w:szCs w:val="22"/>
-                <w:lang w:val="en-US"/>
-              </w:rPr>
-              <w:t xml:space="preserve">#</w:t>
-            </w:r>
-            <w:r>
-              <w:rPr>
-                <w:rFonts w:ascii="Calibri" w:hAnsi="Calibri"/>
-                <w:sz w:val="22"/>
-                <w:szCs w:val="22"/>
-                <w:lang w:val="fi-FI"/>
-              </w:rPr>
-              <w:t xml:space="preserve">dosen_pengampu[]}</w:t>
-            </w:r>
-            <w:r>
-              <w:rPr>
-                <w:rFonts w:ascii="Calibri" w:hAnsi="Calibri"/>
-                <w:sz w:val="22"/>
-                <w:szCs w:val="22"/>
-                <w:lang w:val="en-US"/>
-              </w:rPr>
-              <w:t xml:space="preserve">- {.}</w:t>
-            </w:r>
-            <w:r>
-              <w:rPr>
-                <w:rFonts w:ascii="Calibri" w:hAnsi="Calibri"/>
-                <w:sz w:val="22"/>
-                <w:szCs w:val="22"/>
-                <w:lang w:val="id-ID"/>
-              </w:rPr>
-            </w:r>
-          </w:p>
-          <w:p>
-            <w:pPr>
-              <w:pBdr/>
-              <w:spacing/>
-              <w:ind/>
-              <w:rPr>
-                <w:rFonts w:ascii="Calibri" w:hAnsi="Calibri"/>
-                <w:sz w:val="22"/>
-                <w:szCs w:val="22"/>
-                <w:lang w:val="id-ID"/>
-              </w:rPr>
-            </w:pPr>
-            <w:r>
-              <w:rPr>
-                <w:rFonts w:ascii="Calibri" w:hAnsi="Calibri"/>
-                <w:sz w:val="22"/>
-                <w:szCs w:val="22"/>
-                <w:highlight w:val="none"/>
-                <w:lang w:val="en-US"/>
-              </w:rPr>
-              <w:t xml:space="preserve">{/dosen_pengampu[]}</w:t>
-            </w:r>
-            <w:r>
-              <w:rPr>
-                <w:rFonts w:ascii="Calibri" w:hAnsi="Calibri"/>
-                <w:sz w:val="22"/>
-                <w:szCs w:val="22"/>
-                <w:highlight w:val="none"/>
-                <w:lang w:val="id-ID" w:bidi="id-ID"/>
-              </w:rPr>
-            </w:r>
-            <w:r>
-              <w:rPr>
-                <w:rFonts w:ascii="Calibri" w:hAnsi="Calibri"/>
-                <w:sz w:val="22"/>
-                <w:szCs w:val="22"/>
-                <w:highlight w:val="none"/>
-                <w:lang w:val="id-ID"/>
-              </w:rPr>
-            </w:r>
-          </w:p>
-        </w:tc>
-      </w:tr>
-      <w:tr>
-        <w:trPr/>
-        <w:tc>
-          <w:tcPr>
-            <w:gridSpan w:val="2"/>
-            <w:shd w:val="clear" w:color="auto" w:fill="auto"/>
-            <w:tcBorders>
-              <w:top w:val="single" w:color="000000" w:sz="4" w:space="0"/>
-              <w:left w:val="single" w:color="000000" w:sz="4" w:space="0"/>
-              <w:bottom w:val="single" w:color="000000" w:sz="4" w:space="0"/>
-              <w:right w:val="single" w:color="000000" w:sz="4" w:space="0"/>
-            </w:tcBorders>
-            <w:tcW w:w="2267" w:type="dxa"/>
-            <w:textDirection w:val="lrTb"/>
-            <w:noWrap w:val="false"/>
-          </w:tcPr>
-          <w:p>
-            <w:pPr>
-              <w:pStyle w:val="755"/>
-              <w:pBdr/>
-              <w:spacing/>
-              <w:ind/>
-              <w:rPr>
-                <w:rFonts w:ascii="Calibri" w:hAnsi="Calibri"/>
-                <w:b/>
-                <w:sz w:val="22"/>
-                <w:szCs w:val="22"/>
-              </w:rPr>
-            </w:pPr>
-            <w:r>
-              <w:rPr>
-                <w:rFonts w:ascii="Calibri" w:hAnsi="Calibri"/>
-                <w:b/>
-                <w:sz w:val="22"/>
-                <w:szCs w:val="22"/>
-                <w:lang w:val="id-ID"/>
-              </w:rPr>
-              <w:t xml:space="preserve">Matakuliah </w:t>
-            </w:r>
-            <w:r>
-              <w:rPr>
-                <w:rFonts w:ascii="Calibri" w:hAnsi="Calibri"/>
-                <w:b/>
-                <w:sz w:val="22"/>
-                <w:szCs w:val="22"/>
-              </w:rPr>
-              <w:t xml:space="preserve">s</w:t>
-            </w:r>
-            <w:r>
-              <w:rPr>
-                <w:rFonts w:ascii="Calibri" w:hAnsi="Calibri"/>
-                <w:b/>
-                <w:sz w:val="22"/>
-                <w:szCs w:val="22"/>
-                <w:lang w:val="id-ID"/>
-              </w:rPr>
-              <w:t xml:space="preserve">yarat</w:t>
-            </w:r>
-            <w:r>
-              <w:rPr>
-                <w:rFonts w:ascii="Calibri" w:hAnsi="Calibri"/>
-                <w:b/>
-                <w:sz w:val="22"/>
-                <w:szCs w:val="22"/>
-              </w:rPr>
-            </w:r>
-            <w:r>
-              <w:rPr>
-                <w:rFonts w:ascii="Calibri" w:hAnsi="Calibri"/>
-                <w:b/>
-                <w:sz w:val="22"/>
-                <w:szCs w:val="22"/>
-              </w:rPr>
-            </w:r>
-          </w:p>
-        </w:tc>
-        <w:tc>
-          <w:tcPr>
-            <w:gridSpan w:val="13"/>
-            <w:tcBorders>
-              <w:top w:val="single" w:color="000000" w:sz="4" w:space="0"/>
-              <w:left w:val="single" w:color="000000" w:sz="4" w:space="0"/>
-              <w:bottom w:val="single" w:color="000000" w:sz="4" w:space="0"/>
-              <w:right w:val="single" w:color="000000" w:sz="4" w:space="0"/>
-            </w:tcBorders>
-            <w:tcW w:w="13191" w:type="dxa"/>
-            <w:textDirection w:val="lrTb"/>
-            <w:noWrap w:val="false"/>
-          </w:tcPr>
-          <w:p>
-            <w:pPr>
-              <w:pStyle w:val="755"/>
-              <w:pBdr/>
-              <w:spacing/>
-              <w:ind/>
-              <w:rPr>
-                <w:rFonts w:ascii="Calibri" w:hAnsi="Calibri"/>
-                <w:sz w:val="22"/>
-                <w:szCs w:val="22"/>
-                <w:lang w:val="fi-FI"/>
-              </w:rPr>
-            </w:pPr>
-            <w:r>
-              <w:rPr>
-                <w:rFonts w:ascii="Calibri" w:hAnsi="Calibri"/>
-                <w:sz w:val="22"/>
-                <w:szCs w:val="22"/>
-                <w:lang w:val="fi-FI"/>
-              </w:rPr>
-              <w:t xml:space="preserve">Tuliskan mata kuliah prasyarat, jika ada</w:t>
+              <w:t xml:space="preserve">{mk_syarat}</w:t>
             </w:r>
             <w:r>
               <w:rPr>
@@ -9470,6 +9461,14 @@
                 <w:lang w:val="id-ID" w:eastAsia="id-ID"/>
               </w:rPr>
               <w:t xml:space="preserve">{subId}</w:t>
+            </w:r>
+            <w:r>
+              <w:rPr>
+                <w:rFonts w:ascii="Times New Roman" w:hAnsi="Times New Roman" w:cs="Times New Roman"/>
+                <w:bCs/>
+                <w:sz w:val="24"/>
+                <w:szCs w:val="24"/>
+              </w:rPr>
             </w:r>
             <w:r>
               <w:rPr>

--- a/src/templates/template.docx
+++ b/src/templates/template.docx
@@ -2134,7 +2134,6 @@
               <w:t xml:space="preserve">{#cpl[]}</w:t>
             </w:r>
             <w:r/>
-            <w:r/>
           </w:p>
           <w:p>
             <w:pPr>
@@ -2153,7 +2152,6 @@
               </w:rPr>
               <w:t xml:space="preserve">{.} - </w:t>
             </w:r>
-            <w:r/>
             <w:r/>
           </w:p>
         </w:tc>
@@ -2255,7 +2253,6 @@
               <w:ind/>
               <w:rPr/>
             </w:pPr>
-            <w:r/>
             <w:r/>
             <w:r/>
           </w:p>
@@ -9391,15 +9388,26 @@
                 <w:szCs w:val="24"/>
                 <w:lang w:eastAsia="id-ID"/>
               </w:rPr>
-              <w:t xml:space="preserve">{pekan}</w:t>
             </w:r>
             <w:r>
               <w:rPr>
-                <w:rFonts w:ascii="Times New Roman" w:hAnsi="Times New Roman" w:cs="Times New Roman"/>
+                <w:rFonts w:ascii="Times New Roman" w:hAnsi="Times New Roman" w:eastAsia="Times New Roman" w:cs="Times New Roman"/>
                 <w:b/>
                 <w:bCs/>
                 <w:sz w:val="24"/>
                 <w:szCs w:val="24"/>
+                <w:lang w:eastAsia="id-ID"/>
+              </w:rPr>
+              <w:t xml:space="preserve">{pekan_awal} - {pekan_akhir}</w:t>
+            </w:r>
+            <w:r>
+              <w:rPr>
+                <w:rFonts w:ascii="Times New Roman" w:hAnsi="Times New Roman" w:eastAsia="Times New Roman" w:cs="Times New Roman"/>
+                <w:b/>
+                <w:bCs/>
+                <w:sz w:val="24"/>
+                <w:szCs w:val="24"/>
+                <w:lang w:eastAsia="id-ID"/>
               </w:rPr>
             </w:r>
             <w:r>

--- a/src/templates/template.docx
+++ b/src/templates/template.docx
@@ -2131,18 +2131,9 @@
                 <w:szCs w:val="22"/>
                 <w:lang w:eastAsia="id-ID"/>
               </w:rPr>
-              <w:t xml:space="preserve">{#cpl[]}</w:t>
+              <w:t xml:space="preserve">{#cplList} - {code}</w:t>
             </w:r>
             <w:r/>
-          </w:p>
-          <w:p>
-            <w:pPr>
-              <w:pStyle w:val="755"/>
-              <w:pBdr/>
-              <w:spacing/>
-              <w:ind/>
-              <w:rPr/>
-            </w:pPr>
             <w:r>
               <w:rPr>
                 <w:rFonts w:ascii="Calibri" w:hAnsi="Calibri"/>
@@ -2150,8 +2141,8 @@
                 <w:szCs w:val="22"/>
                 <w:lang w:eastAsia="id-ID"/>
               </w:rPr>
-              <w:t xml:space="preserve">{.} - </w:t>
             </w:r>
+            <w:r/>
             <w:r/>
           </w:p>
         </w:tc>
@@ -2188,7 +2179,7 @@
                 <w:szCs w:val="22"/>
                 <w:lang w:eastAsia="id-ID"/>
               </w:rPr>
-              <w:t xml:space="preserve">{cplDescriptions[.]}</w:t>
+              <w:t xml:space="preserve">{description}</w:t>
             </w:r>
             <w:r>
               <w:rPr>
@@ -2227,7 +2218,7 @@
                 <w:szCs w:val="22"/>
                 <w:lang w:eastAsia="id-ID"/>
               </w:rPr>
-              <w:t xml:space="preserve">{/cpl[]}</w:t>
+              <w:t xml:space="preserve">{/cplList}</w:t>
             </w:r>
             <w:r>
               <w:rPr>
@@ -3416,6 +3407,7 @@
           </w:tcPr>
           <w:tbl>
             <w:tblPr>
+              <w:tblStyle w:val="953"/>
               <w:tblInd w:w="0" w:type="dxa"/>
               <w:tblW w:w="5000" w:type="pct"/>
               <w:tblCellMar>
@@ -3427,7 +3419,6 @@
               <w:tblBorders/>
               <w:tblLayout w:type="fixed"/>
               <w:tblLook w:val="04A0" w:firstRow="1" w:lastRow="0" w:firstColumn="1" w:lastColumn="0" w:noHBand="0" w:noVBand="1"/>
-              <w:tblStyle w:val="953"/>
             </w:tblPr>
             <w:tblGrid>
               <w:gridCol w:w="746"/>
@@ -9388,26 +9379,15 @@
                 <w:szCs w:val="24"/>
                 <w:lang w:eastAsia="id-ID"/>
               </w:rPr>
+              <w:t xml:space="preserve">{pekan_awal} - {pekan_akhir}</w:t>
             </w:r>
             <w:r>
               <w:rPr>
-                <w:rFonts w:ascii="Times New Roman" w:hAnsi="Times New Roman" w:eastAsia="Times New Roman" w:cs="Times New Roman"/>
+                <w:rFonts w:ascii="Times New Roman" w:hAnsi="Times New Roman" w:cs="Times New Roman"/>
                 <w:b/>
                 <w:bCs/>
                 <w:sz w:val="24"/>
                 <w:szCs w:val="24"/>
-                <w:lang w:eastAsia="id-ID"/>
-              </w:rPr>
-              <w:t xml:space="preserve">{pekan_awal} - {pekan_akhir}</w:t>
-            </w:r>
-            <w:r>
-              <w:rPr>
-                <w:rFonts w:ascii="Times New Roman" w:hAnsi="Times New Roman" w:eastAsia="Times New Roman" w:cs="Times New Roman"/>
-                <w:b/>
-                <w:bCs/>
-                <w:sz w:val="24"/>
-                <w:szCs w:val="24"/>
-                <w:lang w:eastAsia="id-ID"/>
               </w:rPr>
             </w:r>
             <w:r>
@@ -10437,7 +10417,7 @@
     <w:lvl w:ilvl="0">
       <w:isLgl w:val="false"/>
       <w:lvlJc w:val="left"/>
-      <w:lvlText/>
+      <w:lvlText w:val=""/>
       <w:numFmt w:val="none"/>
       <w:pPr>
         <w:pBdr/>
@@ -10454,7 +10434,7 @@
     <w:lvl w:ilvl="1">
       <w:isLgl w:val="false"/>
       <w:lvlJc w:val="left"/>
-      <w:lvlText/>
+      <w:lvlText w:val=""/>
       <w:numFmt w:val="none"/>
       <w:pPr>
         <w:pBdr/>
@@ -10471,7 +10451,7 @@
     <w:lvl w:ilvl="2">
       <w:isLgl w:val="false"/>
       <w:lvlJc w:val="left"/>
-      <w:lvlText/>
+      <w:lvlText w:val=""/>
       <w:numFmt w:val="none"/>
       <w:pPr>
         <w:pBdr/>
@@ -10488,7 +10468,7 @@
     <w:lvl w:ilvl="3">
       <w:isLgl w:val="false"/>
       <w:lvlJc w:val="left"/>
-      <w:lvlText/>
+      <w:lvlText w:val=""/>
       <w:numFmt w:val="none"/>
       <w:pPr>
         <w:pBdr/>
@@ -10505,7 +10485,7 @@
     <w:lvl w:ilvl="4">
       <w:isLgl w:val="false"/>
       <w:lvlJc w:val="left"/>
-      <w:lvlText/>
+      <w:lvlText w:val=""/>
       <w:numFmt w:val="none"/>
       <w:pPr>
         <w:pBdr/>
@@ -10522,7 +10502,7 @@
     <w:lvl w:ilvl="5">
       <w:isLgl w:val="false"/>
       <w:lvlJc w:val="left"/>
-      <w:lvlText/>
+      <w:lvlText w:val=""/>
       <w:numFmt w:val="none"/>
       <w:pPr>
         <w:pBdr/>
@@ -10539,7 +10519,7 @@
     <w:lvl w:ilvl="6">
       <w:isLgl w:val="false"/>
       <w:lvlJc w:val="left"/>
-      <w:lvlText/>
+      <w:lvlText w:val=""/>
       <w:numFmt w:val="none"/>
       <w:pPr>
         <w:pBdr/>
@@ -10556,7 +10536,7 @@
     <w:lvl w:ilvl="7">
       <w:isLgl w:val="false"/>
       <w:lvlJc w:val="left"/>
-      <w:lvlText/>
+      <w:lvlText w:val=""/>
       <w:numFmt w:val="none"/>
       <w:pPr>
         <w:pBdr/>
@@ -10573,7 +10553,7 @@
     <w:lvl w:ilvl="8">
       <w:isLgl w:val="false"/>
       <w:lvlJc w:val="left"/>
-      <w:lvlText/>
+      <w:lvlText w:val=""/>
       <w:numFmt w:val="none"/>
       <w:pPr>
         <w:pBdr/>
